--- a/docs/ТЗ_v.2.docx
+++ b/docs/ТЗ_v.2.docx
@@ -128,6 +128,7 @@
         <w:spacing w:before="0" w:line="360" w:lineRule="auto"/>
         <w:ind w:left="0" w:right="142" w:firstLine="0"/>
       </w:pPr>
+      <w:commentRangeStart w:id="12"/>
       <w:r>
         <w:t>ТЕХНИЧЕСКОЕ</w:t>
       </w:r>
@@ -142,6 +143,13 @@
           <w:spacing w:val="-2"/>
         </w:rPr>
         <w:t>ЗАДАНИЕ</w:t>
+      </w:r>
+      <w:commentRangeEnd w:id="12"/>
+      <w:r>
+        <w:rPr>
+          <w:rStyle w:val="ab"/>
+        </w:rPr>
+        <w:commentReference w:id="12"/>
       </w:r>
     </w:p>
     <w:p>
@@ -358,12 +366,20 @@
       <w:pPr>
         <w:pStyle w:val="1"/>
       </w:pPr>
+      <w:commentRangeStart w:id="9"/>
       <w:r>
         <w:rPr>
           <w:spacing w:val="-2"/>
         </w:rPr>
         <w:lastRenderedPageBreak/>
         <w:t>СОДЕРЖАНИЕ</w:t>
+      </w:r>
+      <w:commentRangeEnd w:id="9"/>
+      <w:r>
+        <w:rPr>
+          <w:rStyle w:val="ab"/>
+        </w:rPr>
+        <w:commentReference w:id="9"/>
       </w:r>
     </w:p>
     <w:p>
@@ -6419,6 +6435,7 @@
         <w:ind w:left="0" w:firstLine="0"/>
         <w:jc w:val="center"/>
       </w:pPr>
+      <w:commentRangeStart w:id="10"/>
       <w:r>
         <w:lastRenderedPageBreak/>
         <w:t>ОБЩИЕ</w:t>
@@ -6434,6 +6451,13 @@
           <w:spacing w:val="-2"/>
         </w:rPr>
         <w:t>СВЕДЕНИЯ</w:t>
+      </w:r>
+      <w:commentRangeEnd w:id="10"/>
+      <w:r>
+        <w:rPr>
+          <w:rStyle w:val="ab"/>
+        </w:rPr>
+        <w:commentReference w:id="10"/>
       </w:r>
     </w:p>
     <w:p>
@@ -6465,6 +6489,7 @@
           <w:szCs w:val="28"/>
         </w:rPr>
       </w:pPr>
+      <w:commentRangeStart w:id="8"/>
       <w:r>
         <w:rPr>
           <w:sz w:val="28"/>
@@ -6516,6 +6541,13 @@
           <w:szCs w:val="28"/>
         </w:rPr>
         <w:t>системы и ее условное обозначение</w:t>
+      </w:r>
+      <w:commentRangeEnd w:id="8"/>
+      <w:r>
+        <w:rPr>
+          <w:rStyle w:val="ab"/>
+        </w:rPr>
+        <w:commentReference w:id="8"/>
       </w:r>
     </w:p>
     <w:p>
@@ -6598,8 +6630,16 @@
         <w:ind w:firstLine="709"/>
         <w:jc w:val="both"/>
       </w:pPr>
+      <w:commentRangeStart w:id="4"/>
       <w:r>
         <w:t>Заказчиком работ является: кандидат технических наук, доцент кафедры компьютерных систем в управлении и проектировании (КСУП) Калентьев Алексей Анатольевич.</w:t>
+      </w:r>
+      <w:commentRangeEnd w:id="4"/>
+      <w:r>
+        <w:rPr>
+          <w:rStyle w:val="ab"/>
+        </w:rPr>
+        <w:commentReference w:id="4"/>
       </w:r>
     </w:p>
     <w:p>
@@ -7519,6 +7559,7 @@
         <w:ind w:left="0" w:firstLine="0"/>
         <w:jc w:val="center"/>
       </w:pPr>
+      <w:commentRangeStart w:id="11"/>
       <w:r>
         <w:t>ЦЕЛИ</w:t>
       </w:r>
@@ -7572,6 +7613,13 @@
           <w:spacing w:val="-2"/>
         </w:rPr>
         <w:t>СИСТЕМЫ</w:t>
+      </w:r>
+      <w:commentRangeEnd w:id="11"/>
+      <w:r>
+        <w:rPr>
+          <w:rStyle w:val="ab"/>
+        </w:rPr>
+        <w:commentReference w:id="11"/>
       </w:r>
     </w:p>
     <w:p>
@@ -8214,6 +8262,7 @@
           <w:szCs w:val="28"/>
         </w:rPr>
       </w:pPr>
+      <w:commentRangeStart w:id="13"/>
       <w:r>
         <w:rPr>
           <w:sz w:val="28"/>
@@ -8340,6 +8389,13 @@
           <w:szCs w:val="28"/>
         </w:rPr>
         <w:t>вариантов:</w:t>
+      </w:r>
+      <w:commentRangeEnd w:id="13"/>
+      <w:r>
+        <w:rPr>
+          <w:rStyle w:val="ab"/>
+        </w:rPr>
+        <w:commentReference w:id="13"/>
       </w:r>
     </w:p>
     <w:p>
@@ -9318,6 +9374,7 @@
           <w:szCs w:val="28"/>
         </w:rPr>
       </w:pPr>
+      <w:commentRangeStart w:id="5"/>
       <w:r>
         <w:rPr>
           <w:sz w:val="28"/>
@@ -9376,6 +9433,13 @@
           <w:szCs w:val="28"/>
         </w:rPr>
         <w:t>T</w:t>
+      </w:r>
+      <w:commentRangeEnd w:id="5"/>
+      <w:r>
+        <w:rPr>
+          <w:rStyle w:val="ab"/>
+        </w:rPr>
+        <w:commentReference w:id="5"/>
       </w:r>
     </w:p>
     <w:p>
@@ -12419,6 +12483,7 @@
           <w:szCs w:val="28"/>
         </w:rPr>
       </w:pPr>
+      <w:commentRangeStart w:id="6"/>
       <w:r>
         <w:rPr>
           <w:sz w:val="28"/>
@@ -12487,6 +12552,13 @@
           <w:szCs w:val="28"/>
         </w:rPr>
         <w:t>системы</w:t>
+      </w:r>
+      <w:commentRangeEnd w:id="6"/>
+      <w:r>
+        <w:rPr>
+          <w:rStyle w:val="ab"/>
+        </w:rPr>
+        <w:commentReference w:id="6"/>
       </w:r>
     </w:p>
     <w:p>
@@ -12519,6 +12591,7 @@
           <w:szCs w:val="28"/>
         </w:rPr>
       </w:pPr>
+      <w:commentRangeStart w:id="7"/>
       <w:r>
         <w:rPr>
           <w:sz w:val="28"/>
@@ -12539,6 +12612,13 @@
           <w:szCs w:val="28"/>
         </w:rPr>
         <w:t>.</w:t>
+      </w:r>
+      <w:commentRangeEnd w:id="7"/>
+      <w:r>
+        <w:rPr>
+          <w:rStyle w:val="ab"/>
+        </w:rPr>
+        <w:commentReference w:id="7"/>
       </w:r>
     </w:p>
     <w:p>
@@ -19471,6 +19551,168 @@
       </w:r>
     </w:p>
   </w:comment>
+  <w:comment w:id="4" w:author="Kalentyev Alexey" w:initials="KA" w:date="2026-09-23T03:18:17Z">
+    <w:p>
+      <w:pPr>
+        <w:pStyle w:val="ac"/>
+      </w:pPr>
+      <w:r>
+        <w:rPr>
+          <w:rStyle w:val="ab"/>
+        </w:rPr>
+        <w:annotationRef/>
+      </w:r>
+      <w:r>
+        <w:t>Укажите наименование организации-заказчика отдельно от ФИО её представителя. Дополните сведения об известном разработчике — студенте и его группе; при отсутствии отдельной организации-разработчика это можно указать явно.</w:t>
+      </w:r>
+    </w:p>
+  </w:comment>
+  <w:comment w:id="5" w:author="Kalentyev Alexey" w:initials="KA" w:date="2026-09-23T03:18:17Z">
+    <w:p>
+      <w:pPr>
+        <w:pStyle w:val="ac"/>
+      </w:pPr>
+      <w:r>
+        <w:rPr>
+          <w:rStyle w:val="ab"/>
+        </w:rPr>
+        <w:annotationRef/>
+      </w:r>
+      <w:r>
+        <w:t>Определите конструкцию при строгом неравенстве L &gt; N·S + (N+1)·T: где располагается оставшееся пространство, одинаковы ли все секции и как размещаются перегородки. Если все секции заполняют корпус и имеют ширину S, необходимо соответствующее равенство или иная явно описанная схема.</w:t>
+        <w:br/>
+        <w:t>Например, L = 500, N = 2, S = 30, T = 3 оставляют 431 мм неописанного пространства. Неравенство ограничивает ввод, но не задаёт однозначное размещение секций.</w:t>
+      </w:r>
+    </w:p>
+  </w:comment>
+  <w:comment w:id="6" w:author="Kalentyev Alexey" w:initials="KA" w:date="2026-09-23T03:18:17Z">
+    <w:p>
+      <w:pPr>
+        <w:pStyle w:val="ac"/>
+      </w:pPr>
+      <w:r>
+        <w:rPr>
+          <w:rStyle w:val="ab"/>
+        </w:rPr>
+        <w:annotationRef/>
+      </w:r>
+      <w:r>
+        <w:t>Опишите язык пользовательского интерфейса и сообщений в требованиях к лингвистическому обеспечению. Условия лицензирования, платформу и САПР перенесите в отдельный подраздел требований к программному обеспечению.</w:t>
+      </w:r>
+    </w:p>
+  </w:comment>
+  <w:comment w:id="7" w:author="Kalentyev Alexey" w:initials="KA" w:date="2026-09-23T03:18:17Z">
+    <w:p>
+      <w:pPr>
+        <w:pStyle w:val="ac"/>
+      </w:pPr>
+      <w:r>
+        <w:rPr>
+          <w:rStyle w:val="ab"/>
+        </w:rPr>
+        <w:annotationRef/>
+      </w:r>
+      <w:r>
+        <w:t>Укажите версию или проверяемый диапазон версий КОМПАС-3D, для которых разрабатывается плагин. Согласуйте с ними требования к API, .NET и аппаратной среде.</w:t>
+      </w:r>
+    </w:p>
+  </w:comment>
+  <w:comment w:id="8" w:author="Kalentyev Alexey" w:initials="KA" w:date="2026-09-23T03:18:17Z">
+    <w:p>
+      <w:pPr>
+        <w:pStyle w:val="ac"/>
+      </w:pPr>
+      <w:r>
+        <w:rPr>
+          <w:rStyle w:val="ab"/>
+        </w:rPr>
+        <w:annotationRef/>
+      </w:r>
+      <w:r>
+        <w:t>Выделите заголовки подразделов и пунктов полужирным и приведите их оформление к единому стилю каждого уровня; заголовки располагайте по центру. Проверьте это по всему документу, включая 1.1, 1.2 и подразделы раздела 3.</w:t>
+      </w:r>
+    </w:p>
+  </w:comment>
+  <w:comment w:id="9" w:author="Kalentyev Alexey" w:initials="KA" w:date="2026-09-23T03:18:17Z">
+    <w:p>
+      <w:pPr>
+        <w:pStyle w:val="ac"/>
+      </w:pPr>
+      <w:r>
+        <w:rPr>
+          <w:rStyle w:val="ab"/>
+        </w:rPr>
+        <w:annotationRef/>
+      </w:r>
+      <w:r>
+        <w:t>Оформите заголовок «Оглавление», уберите подчёркивание его строк и обновите все поля. Сейчас раздел 2 указан на с. 5, хотя начинается на с. 4; раздел 4 указан на с. 10, хотя находится на с. 12. Название 1.2 также должно совпадать с текстом.</w:t>
+      </w:r>
+    </w:p>
+  </w:comment>
+  <w:comment w:id="10" w:author="Kalentyev Alexey" w:initials="KA" w:date="2026-09-23T03:18:17Z">
+    <w:p>
+      <w:pPr>
+        <w:pStyle w:val="ac"/>
+      </w:pPr>
+      <w:r>
+        <w:rPr>
+          <w:rStyle w:val="ab"/>
+        </w:rPr>
+        <w:annotationRef/>
+      </w:r>
+      <w:r>
+        <w:t>Проверьте поля всех секций. На первых страницах заданы левое около 27,5 мм, правое 12,5 мм, верхнее 19,4 мм и нижнее 17,6 мм; требуется 30 / 15 / 20 / 20 мм.</w:t>
+      </w:r>
+    </w:p>
+  </w:comment>
+  <w:comment w:id="11" w:author="Kalentyev Alexey" w:initials="KA" w:date="2026-09-23T03:18:17Z">
+    <w:p>
+      <w:pPr>
+        <w:pStyle w:val="ac"/>
+      </w:pPr>
+      <w:r>
+        <w:rPr>
+          <w:rStyle w:val="ab"/>
+        </w:rPr>
+        <w:annotationRef/>
+      </w:r>
+      <w:r>
+        <w:t>Начинайте каждый основной раздел с новой страницы: раздел 2 сейчас следует за п. 1.4 на с. 4, раздел 7 — за окончанием приёмки на с. 15.</w:t>
+      </w:r>
+    </w:p>
+  </w:comment>
+  <w:comment w:id="12" w:author="Kalentyev Alexey" w:initials="KA" w:date="2026-09-23T03:18:17Z">
+    <w:p>
+      <w:pPr>
+        <w:pStyle w:val="ac"/>
+      </w:pPr>
+      <w:r>
+        <w:rPr>
+          <w:rStyle w:val="ab"/>
+        </w:rPr>
+        <w:annotationRef/>
+      </w:r>
+      <w:r>
+        <w:t>Уберите напечатанную цифру 1 с титульного листа и восстановите номера внизу по центру на страницах 12–17. Надпись «Томск 2026» под таблицей не должна заменять номер страницы.</w:t>
+      </w:r>
+    </w:p>
+  </w:comment>
+  <w:comment w:id="13" w:author="Kalentyev Alexey" w:initials="KA" w:date="2026-09-23T03:18:17Z">
+    <w:p>
+      <w:pPr>
+        <w:pStyle w:val="ac"/>
+      </w:pPr>
+      <w:r>
+        <w:rPr>
+          <w:rStyle w:val="ab"/>
+        </w:rPr>
+        <w:annotationRef/>
+      </w:r>
+      <w:r>
+        <w:t>Отделите заголовок 3.1.1 от фразы «Система должна быть выполнена в одном из двух вариантов» и оформите её обычным абзацем. Сейчас они записаны одной строкой заголовка.</w:t>
+      </w:r>
+    </w:p>
+  </w:comment>
 </w:comments>
 </file>
 
@@ -19480,6 +19722,16 @@
   <w15:commentEx w15:paraId="11647157" w15:done="0"/>
   <w15:commentEx w15:paraId="43169CB9" w15:done="0"/>
   <w15:commentEx w15:paraId="797EDD93" w15:done="0"/>
+  <w15:commentEx w15:paraId="2BD11DEF" w15:done="0"/>
+  <w15:commentEx w15:paraId="74EBB1B2" w15:done="0"/>
+  <w15:commentEx w15:paraId="120F1BC3" w15:done="0"/>
+  <w15:commentEx w15:paraId="485A27A0" w15:done="0"/>
+  <w15:commentEx w15:paraId="37B7620D" w15:done="0"/>
+  <w15:commentEx w15:paraId="5D5D0589" w15:done="0"/>
+  <w15:commentEx w15:paraId="3EFFD631" w15:done="0"/>
+  <w15:commentEx w15:paraId="0B545BCC" w15:done="0"/>
+  <w15:commentEx w15:paraId="525B92C0" w15:done="0"/>
+  <w15:commentEx w15:paraId="3EB72490" w15:done="0"/>
 </w15:commentsEx>
 </file>
 
@@ -19489,6 +19741,16 @@
   <w16cex:commentExtensible w16cex:durableId="4732061E" w16cex:dateUtc="2026-09-16T04:08:00Z"/>
   <w16cex:commentExtensible w16cex:durableId="3BE16914" w16cex:dateUtc="2026-09-16T04:11:00Z"/>
   <w16cex:commentExtensible w16cex:durableId="6CE71E8B" w16cex:dateUtc="2026-09-16T04:11:00Z"/>
+  <w16cex:commentExtensible w16cex:durableId="66F89E11" w16cex:dateUtc="2026-09-23T03:18:17Z"/>
+  <w16cex:commentExtensible w16cex:durableId="01CACCB4" w16cex:dateUtc="2026-09-23T03:18:17Z"/>
+  <w16cex:commentExtensible w16cex:durableId="4451F2FF" w16cex:dateUtc="2026-09-23T03:18:17Z"/>
+  <w16cex:commentExtensible w16cex:durableId="26E45C11" w16cex:dateUtc="2026-09-23T03:18:17Z"/>
+  <w16cex:commentExtensible w16cex:durableId="48ED2976" w16cex:dateUtc="2026-09-23T03:18:17Z"/>
+  <w16cex:commentExtensible w16cex:durableId="4E971C35" w16cex:dateUtc="2026-09-23T03:18:17Z"/>
+  <w16cex:commentExtensible w16cex:durableId="12D1627B" w16cex:dateUtc="2026-09-23T03:18:17Z"/>
+  <w16cex:commentExtensible w16cex:durableId="6C3A462F" w16cex:dateUtc="2026-09-23T03:18:17Z"/>
+  <w16cex:commentExtensible w16cex:durableId="5F149286" w16cex:dateUtc="2026-09-23T03:18:17Z"/>
+  <w16cex:commentExtensible w16cex:durableId="355CC98C" w16cex:dateUtc="2026-09-23T03:18:17Z"/>
 </w16cex:commentsExtensible>
 </file>
 
@@ -19498,6 +19760,16 @@
   <w16cid:commentId w16cid:paraId="11647157" w16cid:durableId="4732061E"/>
   <w16cid:commentId w16cid:paraId="43169CB9" w16cid:durableId="3BE16914"/>
   <w16cid:commentId w16cid:paraId="797EDD93" w16cid:durableId="6CE71E8B"/>
+  <w16cid:commentId w16cid:paraId="2BD11DEF" w16cid:durableId="66F89E11"/>
+  <w16cid:commentId w16cid:paraId="74EBB1B2" w16cid:durableId="01CACCB4"/>
+  <w16cid:commentId w16cid:paraId="120F1BC3" w16cid:durableId="4451F2FF"/>
+  <w16cid:commentId w16cid:paraId="485A27A0" w16cid:durableId="26E45C11"/>
+  <w16cid:commentId w16cid:paraId="37B7620D" w16cid:durableId="48ED2976"/>
+  <w16cid:commentId w16cid:paraId="5D5D0589" w16cid:durableId="4E971C35"/>
+  <w16cid:commentId w16cid:paraId="3EFFD631" w16cid:durableId="12D1627B"/>
+  <w16cid:commentId w16cid:paraId="0B545BCC" w16cid:durableId="6C3A462F"/>
+  <w16cid:commentId w16cid:paraId="525B92C0" w16cid:durableId="5F149286"/>
+  <w16cid:commentId w16cid:paraId="3EB72490" w16cid:durableId="355CC98C"/>
 </w16cid:commentsIds>
 </file>
 

--- a/docs/ТЗ_v.2.docx
+++ b/docs/ТЗ_v.2.docx
@@ -128,7 +128,7 @@
         <w:spacing w:before="0" w:line="360" w:lineRule="auto"/>
         <w:ind w:left="0" w:right="142" w:firstLine="0"/>
       </w:pPr>
-      <w:commentRangeStart w:id="12"/>
+      <w:commentRangeStart w:id="0"/>
       <w:r>
         <w:t>ТЕХНИЧЕСКОЕ</w:t>
       </w:r>
@@ -144,12 +144,14 @@
         </w:rPr>
         <w:t>ЗАДАНИЕ</w:t>
       </w:r>
-      <w:commentRangeEnd w:id="12"/>
+      <w:commentRangeEnd w:id="0"/>
       <w:r>
         <w:rPr>
           <w:rStyle w:val="ab"/>
-        </w:rPr>
-        <w:commentReference w:id="12"/>
+          <w:sz w:val="28"/>
+          <w:szCs w:val="28"/>
+        </w:rPr>
+        <w:commentReference w:id="0"/>
       </w:r>
     </w:p>
     <w:p>
@@ -162,7 +164,7 @@
           <w:sz w:val="28"/>
         </w:rPr>
         <w:sectPr>
-          <w:footerReference w:type="default" r:id="rId8"/>
+          <w:footerReference w:type="default" r:id="rId12"/>
           <w:pgSz w:w="11910" w:h="16840"/>
           <w:pgMar w:top="1100" w:right="708" w:bottom="1000" w:left="1559" w:header="0" w:footer="816" w:gutter="0"/>
           <w:cols w:space="720"/>
@@ -366,7 +368,7 @@
       <w:pPr>
         <w:pStyle w:val="1"/>
       </w:pPr>
-      <w:commentRangeStart w:id="9"/>
+      <w:commentRangeStart w:id="1"/>
       <w:r>
         <w:rPr>
           <w:spacing w:val="-2"/>
@@ -374,12 +376,14 @@
         <w:lastRenderedPageBreak/>
         <w:t>СОДЕРЖАНИЕ</w:t>
       </w:r>
-      <w:commentRangeEnd w:id="9"/>
+      <w:commentRangeEnd w:id="1"/>
       <w:r>
         <w:rPr>
           <w:rStyle w:val="ab"/>
-        </w:rPr>
-        <w:commentReference w:id="9"/>
+          <w:sz w:val="32"/>
+          <w:szCs w:val="32"/>
+        </w:rPr>
+        <w:commentReference w:id="1"/>
       </w:r>
     </w:p>
     <w:p>
@@ -593,7 +597,7 @@
           </mc:Fallback>
         </mc:AlternateContent>
       </w:r>
-      <w:hyperlink r:id="rId9" w:anchor="heading%3Dh.gjdgxs">
+      <w:hyperlink r:id="rId13" w:anchor="heading%3Dh.gjdgxs">
         <w:r>
           <w:rPr>
             <w:sz w:val="28"/>
@@ -645,7 +649,7 @@
           <w:sz w:val="28"/>
         </w:rPr>
       </w:pPr>
-      <w:hyperlink r:id="rId10" w:anchor="heading%3Dh.30j0zll">
+      <w:hyperlink r:id="rId14" w:anchor="heading%3Dh.30j0zll">
         <w:r>
           <w:rPr>
             <w:spacing w:val="-13"/>
@@ -861,7 +865,7 @@
           </mc:Fallback>
         </mc:AlternateContent>
       </w:r>
-      <w:hyperlink r:id="rId11" w:anchor="heading%3Dh.30j0zll">
+      <w:hyperlink r:id="rId15" w:anchor="heading%3Dh.30j0zll">
         <w:r>
           <w:t>и</w:t>
         </w:r>
@@ -1067,7 +1071,7 @@
           </mc:Fallback>
         </mc:AlternateContent>
       </w:r>
-      <w:hyperlink r:id="rId12" w:anchor="heading%3Dh.1fob9te">
+      <w:hyperlink r:id="rId16" w:anchor="heading%3Dh.1fob9te">
         <w:r>
           <w:rPr>
             <w:sz w:val="28"/>
@@ -1290,7 +1294,7 @@
           </mc:Fallback>
         </mc:AlternateContent>
       </w:r>
-      <w:hyperlink r:id="rId13" w:anchor="heading%3Dh.3znysh7">
+      <w:hyperlink r:id="rId17" w:anchor="heading%3Dh.3znysh7">
         <w:r>
           <w:rPr>
             <w:sz w:val="28"/>
@@ -1552,7 +1556,7 @@
           </mc:Fallback>
         </mc:AlternateContent>
       </w:r>
-      <w:hyperlink r:id="rId14" w:anchor="heading%3Dh.2et92p0">
+      <w:hyperlink r:id="rId18" w:anchor="heading%3Dh.2et92p0">
         <w:r>
           <w:rPr>
             <w:sz w:val="28"/>
@@ -1841,7 +1845,7 @@
           </mc:Fallback>
         </mc:AlternateContent>
       </w:r>
-      <w:hyperlink r:id="rId15" w:anchor="heading%3Dh.tyjcwt">
+      <w:hyperlink r:id="rId19" w:anchor="heading%3Dh.tyjcwt">
         <w:r>
           <w:rPr>
             <w:sz w:val="28"/>
@@ -1856,7 +1860,7 @@
         </w:rPr>
         <w:t xml:space="preserve"> </w:t>
       </w:r>
-      <w:hyperlink r:id="rId16" w:anchor="heading%3Dh.tyjcwt">
+      <w:hyperlink r:id="rId20" w:anchor="heading%3Dh.tyjcwt">
         <w:r>
           <w:rPr>
             <w:spacing w:val="-2"/>
@@ -2040,7 +2044,7 @@
           </mc:Fallback>
         </mc:AlternateContent>
       </w:r>
-      <w:hyperlink r:id="rId17" w:anchor="heading%3Dh.3dy6vkm">
+      <w:hyperlink r:id="rId21" w:anchor="heading%3Dh.3dy6vkm">
         <w:r>
           <w:rPr>
             <w:sz w:val="28"/>
@@ -2250,7 +2254,7 @@
           </mc:Fallback>
         </mc:AlternateContent>
       </w:r>
-      <w:hyperlink r:id="rId18" w:anchor="heading%3Dh.1t3h5sf">
+      <w:hyperlink r:id="rId22" w:anchor="heading%3Dh.1t3h5sf">
         <w:r>
           <w:rPr>
             <w:sz w:val="28"/>
@@ -2448,7 +2452,7 @@
           </mc:Fallback>
         </mc:AlternateContent>
       </w:r>
-      <w:hyperlink r:id="rId19" w:anchor="heading%3Dh.4d34og8">
+      <w:hyperlink r:id="rId23" w:anchor="heading%3Dh.4d34og8">
         <w:r>
           <w:rPr>
             <w:sz w:val="28"/>
@@ -2671,7 +2675,7 @@
           </mc:Fallback>
         </mc:AlternateContent>
       </w:r>
-      <w:hyperlink r:id="rId20" w:anchor="heading%3Dh.2s8eyo1">
+      <w:hyperlink r:id="rId24" w:anchor="heading%3Dh.2s8eyo1">
         <w:r>
           <w:rPr>
             <w:sz w:val="28"/>
@@ -2969,7 +2973,7 @@
           </mc:Fallback>
         </mc:AlternateContent>
       </w:r>
-      <w:hyperlink r:id="rId21" w:anchor="heading%3Dh.17dp8vu">
+      <w:hyperlink r:id="rId25" w:anchor="heading%3Dh.17dp8vu">
         <w:r>
           <w:rPr>
             <w:sz w:val="28"/>
@@ -3218,7 +3222,7 @@
           </mc:Fallback>
         </mc:AlternateContent>
       </w:r>
-      <w:hyperlink r:id="rId22" w:anchor="heading%3Dh.3rdcrjn">
+      <w:hyperlink r:id="rId26" w:anchor="heading%3Dh.3rdcrjn">
         <w:r>
           <w:rPr>
             <w:sz w:val="28"/>
@@ -3503,7 +3507,7 @@
           </mc:Fallback>
         </mc:AlternateContent>
       </w:r>
-      <w:hyperlink r:id="rId23" w:anchor="heading%3Dh.26in1rg">
+      <w:hyperlink r:id="rId27" w:anchor="heading%3Dh.26in1rg">
         <w:r>
           <w:rPr>
             <w:sz w:val="28"/>
@@ -3740,7 +3744,7 @@
           </mc:Fallback>
         </mc:AlternateContent>
       </w:r>
-      <w:hyperlink r:id="rId24" w:anchor="heading%3Dh.lnxbz9">
+      <w:hyperlink r:id="rId28" w:anchor="heading%3Dh.lnxbz9">
         <w:r>
           <w:rPr>
             <w:sz w:val="28"/>
@@ -3755,7 +3759,7 @@
         </w:rPr>
         <w:t xml:space="preserve"> </w:t>
       </w:r>
-      <w:hyperlink r:id="rId25" w:anchor="heading%3Dh.lnxbz9">
+      <w:hyperlink r:id="rId29" w:anchor="heading%3Dh.lnxbz9">
         <w:r>
           <w:rPr>
             <w:spacing w:val="-2"/>
@@ -3810,7 +3814,7 @@
           <w:u w:val="single"/>
         </w:rPr>
       </w:pPr>
-      <w:hyperlink r:id="rId26" w:anchor="heading%3Dh.1ksv4uv">
+      <w:hyperlink r:id="rId30" w:anchor="heading%3Dh.1ksv4uv">
         <w:r>
           <w:rPr>
             <w:spacing w:val="-10"/>
@@ -4048,7 +4052,7 @@
           </mc:Fallback>
         </mc:AlternateContent>
       </w:r>
-      <w:hyperlink r:id="rId27" w:anchor="heading%3Dh.44sinio">
+      <w:hyperlink r:id="rId31" w:anchor="heading%3Dh.44sinio">
         <w:r>
           <w:rPr>
             <w:sz w:val="28"/>
@@ -4128,7 +4132,7 @@
           <w:u w:val="single"/>
         </w:rPr>
       </w:pPr>
-      <w:hyperlink r:id="rId28" w:anchor="heading%3Dh.2jxsxqh">
+      <w:hyperlink r:id="rId32" w:anchor="heading%3Dh.2jxsxqh">
         <w:r>
           <w:rPr>
             <w:spacing w:val="-10"/>
@@ -4427,7 +4431,7 @@
           </mc:Fallback>
         </mc:AlternateContent>
       </w:r>
-      <w:hyperlink r:id="rId29" w:anchor="heading%3Dh.z337ya">
+      <w:hyperlink r:id="rId33" w:anchor="heading%3Dh.z337ya">
         <w:r>
           <w:rPr>
             <w:sz w:val="28"/>
@@ -4457,7 +4461,7 @@
         </w:rPr>
         <w:t xml:space="preserve"> </w:t>
       </w:r>
-      <w:hyperlink r:id="rId30" w:anchor="heading%3Dh.z337ya">
+      <w:hyperlink r:id="rId34" w:anchor="heading%3Dh.z337ya">
         <w:r>
           <w:rPr>
             <w:sz w:val="28"/>
@@ -4641,7 +4645,7 @@
           </mc:Fallback>
         </mc:AlternateContent>
       </w:r>
-      <w:hyperlink r:id="rId31" w:anchor="heading%3Dh.3j2qqm3">
+      <w:hyperlink r:id="rId35" w:anchor="heading%3Dh.3j2qqm3">
         <w:r>
           <w:rPr>
             <w:sz w:val="28"/>
@@ -4656,7 +4660,7 @@
         </w:rPr>
         <w:t xml:space="preserve"> </w:t>
       </w:r>
-      <w:hyperlink r:id="rId32" w:anchor="heading%3Dh.3j2qqm3">
+      <w:hyperlink r:id="rId36" w:anchor="heading%3Dh.3j2qqm3">
         <w:r>
           <w:rPr>
             <w:spacing w:val="-2"/>
@@ -4889,7 +4893,7 @@
           </mc:Fallback>
         </mc:AlternateContent>
       </w:r>
-      <w:hyperlink r:id="rId33" w:anchor="heading%3Dh.1y810tw">
+      <w:hyperlink r:id="rId37" w:anchor="heading%3Dh.1y810tw">
         <w:r>
           <w:rPr>
             <w:sz w:val="28"/>
@@ -5190,7 +5194,7 @@
           </mc:Fallback>
         </mc:AlternateContent>
       </w:r>
-      <w:hyperlink r:id="rId34" w:anchor="heading%3Dh.4i7ojhp">
+      <w:hyperlink r:id="rId38" w:anchor="heading%3Dh.4i7ojhp">
         <w:r>
           <w:rPr>
             <w:sz w:val="28"/>
@@ -5453,7 +5457,7 @@
           </mc:Fallback>
         </mc:AlternateContent>
       </w:r>
-      <w:hyperlink r:id="rId35" w:anchor="heading%3Dh.2xcytpi">
+      <w:hyperlink r:id="rId39" w:anchor="heading%3Dh.2xcytpi">
         <w:r>
           <w:rPr>
             <w:sz w:val="28"/>
@@ -5712,7 +5716,7 @@
           </mc:Fallback>
         </mc:AlternateContent>
       </w:r>
-      <w:hyperlink r:id="rId36" w:anchor="heading%3Dh.1ci93xb">
+      <w:hyperlink r:id="rId40" w:anchor="heading%3Dh.1ci93xb">
         <w:r>
           <w:rPr>
             <w:sz w:val="28"/>
@@ -5935,7 +5939,7 @@
           </mc:Fallback>
         </mc:AlternateContent>
       </w:r>
-      <w:hyperlink r:id="rId37" w:anchor="heading%3Dh.3whwml4">
+      <w:hyperlink r:id="rId41" w:anchor="heading%3Dh.3whwml4">
         <w:r>
           <w:rPr>
             <w:sz w:val="28"/>
@@ -6172,7 +6176,7 @@
           </mc:Fallback>
         </mc:AlternateContent>
       </w:r>
-      <w:hyperlink r:id="rId38" w:anchor="heading%3Dh.2bn6wsx">
+      <w:hyperlink r:id="rId42" w:anchor="heading%3Dh.2bn6wsx">
         <w:r>
           <w:rPr>
             <w:sz w:val="28"/>
@@ -6187,7 +6191,7 @@
         </w:rPr>
         <w:t xml:space="preserve"> </w:t>
       </w:r>
-      <w:hyperlink r:id="rId39" w:anchor="heading%3Dh.2bn6wsx">
+      <w:hyperlink r:id="rId43" w:anchor="heading%3Dh.2bn6wsx">
         <w:r>
           <w:rPr>
             <w:spacing w:val="-2"/>
@@ -6372,7 +6376,7 @@
           </mc:Fallback>
         </mc:AlternateContent>
       </w:r>
-      <w:hyperlink r:id="rId40" w:anchor="heading%3Dh.qsh70q">
+      <w:hyperlink r:id="rId44" w:anchor="heading%3Dh.qsh70q">
         <w:r>
           <w:rPr>
             <w:sz w:val="28"/>
@@ -6435,7 +6439,7 @@
         <w:ind w:left="0" w:firstLine="0"/>
         <w:jc w:val="center"/>
       </w:pPr>
-      <w:commentRangeStart w:id="10"/>
+      <w:commentRangeStart w:id="2"/>
       <w:r>
         <w:lastRenderedPageBreak/>
         <w:t>ОБЩИЕ</w:t>
@@ -6452,12 +6456,14 @@
         </w:rPr>
         <w:t>СВЕДЕНИЯ</w:t>
       </w:r>
-      <w:commentRangeEnd w:id="10"/>
+      <w:commentRangeEnd w:id="2"/>
       <w:r>
         <w:rPr>
           <w:rStyle w:val="ab"/>
-        </w:rPr>
-        <w:commentReference w:id="10"/>
+          <w:sz w:val="28"/>
+          <w:szCs w:val="28"/>
+        </w:rPr>
+        <w:commentReference w:id="2"/>
       </w:r>
     </w:p>
     <w:p>
@@ -6489,7 +6495,7 @@
           <w:szCs w:val="28"/>
         </w:rPr>
       </w:pPr>
-      <w:commentRangeStart w:id="8"/>
+      <w:commentRangeStart w:id="3"/>
       <w:r>
         <w:rPr>
           <w:sz w:val="28"/>
@@ -6542,12 +6548,14 @@
         </w:rPr>
         <w:t>системы и ее условное обозначение</w:t>
       </w:r>
-      <w:commentRangeEnd w:id="8"/>
+      <w:commentRangeEnd w:id="3"/>
       <w:r>
         <w:rPr>
           <w:rStyle w:val="ab"/>
-        </w:rPr>
-        <w:commentReference w:id="8"/>
+          <w:sz w:val="28"/>
+          <w:szCs w:val="28"/>
+        </w:rPr>
+        <w:commentReference w:id="3"/>
       </w:r>
     </w:p>
     <w:p>
@@ -6638,6 +6646,8 @@
       <w:r>
         <w:rPr>
           <w:rStyle w:val="ab"/>
+          <w:sz w:val="28"/>
+          <w:szCs w:val="28"/>
         </w:rPr>
         <w:commentReference w:id="4"/>
       </w:r>
@@ -7559,7 +7569,7 @@
         <w:ind w:left="0" w:firstLine="0"/>
         <w:jc w:val="center"/>
       </w:pPr>
-      <w:commentRangeStart w:id="11"/>
+      <w:commentRangeStart w:id="5"/>
       <w:r>
         <w:t>ЦЕЛИ</w:t>
       </w:r>
@@ -7614,12 +7624,14 @@
         </w:rPr>
         <w:t>СИСТЕМЫ</w:t>
       </w:r>
-      <w:commentRangeEnd w:id="11"/>
+      <w:commentRangeEnd w:id="5"/>
       <w:r>
         <w:rPr>
           <w:rStyle w:val="ab"/>
-        </w:rPr>
-        <w:commentReference w:id="11"/>
+          <w:sz w:val="28"/>
+          <w:szCs w:val="28"/>
+        </w:rPr>
+        <w:commentReference w:id="5"/>
       </w:r>
     </w:p>
     <w:p>
@@ -7861,7 +7873,6 @@
           <w:lang w:val="en-US"/>
         </w:rPr>
       </w:pPr>
-      <w:commentRangeStart w:id="0"/>
       <w:r>
         <w:rPr>
           <w:noProof/>
@@ -7884,7 +7895,7 @@
                     <pic:cNvPicPr/>
                   </pic:nvPicPr>
                   <pic:blipFill>
-                    <a:blip r:embed="rId41" cstate="print">
+                    <a:blip r:embed="rId45" cstate="print">
                       <a:extLst>
                         <a:ext uri="{28A0092B-C50C-407E-A947-70E740481C1C}">
                           <a14:useLocalDpi xmlns:a14="http://schemas.microsoft.com/office/drawing/2010/main" val="0"/>
@@ -7915,16 +7926,6 @@
           </wp:inline>
         </w:drawing>
       </w:r>
-      <w:commentRangeEnd w:id="0"/>
-      <w:r>
-        <w:rPr>
-          <w:rStyle w:val="ab"/>
-          <w:sz w:val="28"/>
-          <w:szCs w:val="28"/>
-          <w:lang w:val="en-US"/>
-        </w:rPr>
-        <w:commentReference w:id="0"/>
-      </w:r>
     </w:p>
     <w:p>
       <w:pPr>
@@ -7938,18 +7939,8 @@
       <w:r>
         <w:t>Чертеж</w:t>
       </w:r>
-      <w:commentRangeStart w:id="1"/>
-      <w:r>
-        <w:t xml:space="preserve"> </w:t>
-      </w:r>
-      <w:commentRangeEnd w:id="1"/>
-      <w:r>
-        <w:rPr>
-          <w:rStyle w:val="ab"/>
-          <w:sz w:val="28"/>
-          <w:szCs w:val="28"/>
-        </w:rPr>
-        <w:commentReference w:id="1"/>
+      <w:r>
+        <w:t xml:space="preserve"> </w:t>
       </w:r>
       <w:r>
         <w:t>модульного органайзер</w:t>
@@ -8262,7 +8253,7 @@
           <w:szCs w:val="28"/>
         </w:rPr>
       </w:pPr>
-      <w:commentRangeStart w:id="13"/>
+      <w:commentRangeStart w:id="6"/>
       <w:r>
         <w:rPr>
           <w:sz w:val="28"/>
@@ -8390,12 +8381,14 @@
         </w:rPr>
         <w:t>вариантов:</w:t>
       </w:r>
-      <w:commentRangeEnd w:id="13"/>
+      <w:commentRangeEnd w:id="6"/>
       <w:r>
         <w:rPr>
           <w:rStyle w:val="ab"/>
-        </w:rPr>
-        <w:commentReference w:id="13"/>
+          <w:sz w:val="28"/>
+          <w:szCs w:val="28"/>
+        </w:rPr>
+        <w:commentReference w:id="6"/>
       </w:r>
     </w:p>
     <w:p>
@@ -9374,7 +9367,7 @@
           <w:szCs w:val="28"/>
         </w:rPr>
       </w:pPr>
-      <w:commentRangeStart w:id="5"/>
+      <w:commentRangeStart w:id="7"/>
       <w:r>
         <w:rPr>
           <w:sz w:val="28"/>
@@ -9434,12 +9427,14 @@
         </w:rPr>
         <w:t>T</w:t>
       </w:r>
-      <w:commentRangeEnd w:id="5"/>
+      <w:commentRangeEnd w:id="7"/>
       <w:r>
         <w:rPr>
           <w:rStyle w:val="ab"/>
-        </w:rPr>
-        <w:commentReference w:id="5"/>
+          <w:sz w:val="28"/>
+          <w:szCs w:val="28"/>
+        </w:rPr>
+        <w:commentReference w:id="7"/>
       </w:r>
     </w:p>
     <w:p>
@@ -12001,16 +11996,7 @@
                   <w:sz w:val="28"/>
                   <w:szCs w:val="28"/>
                 </w:rPr>
-                <m:t>L</m:t>
-              </m:r>
-              <m:r>
-                <w:rPr>
-                  <w:rFonts w:ascii="Cambria Math" w:hAnsi="Cambria Math"/>
-                  <w:spacing w:val="-2"/>
-                  <w:sz w:val="28"/>
-                  <w:szCs w:val="28"/>
-                </w:rPr>
-                <m:t>-</m:t>
+                <m:t>L-</m:t>
               </m:r>
               <m:d>
                 <m:dPr>
@@ -12031,16 +12017,7 @@
                       <w:sz w:val="28"/>
                       <w:szCs w:val="28"/>
                     </w:rPr>
-                    <m:t>N</m:t>
-                  </m:r>
-                  <m:r>
-                    <w:rPr>
-                      <w:rFonts w:ascii="Cambria Math" w:hAnsi="Cambria Math"/>
-                      <w:spacing w:val="-2"/>
-                      <w:sz w:val="28"/>
-                      <w:szCs w:val="28"/>
-                    </w:rPr>
-                    <m:t>+1</m:t>
+                    <m:t>N+1</m:t>
                   </m:r>
                 </m:e>
               </m:d>
@@ -12051,16 +12028,7 @@
                   <w:sz w:val="28"/>
                   <w:szCs w:val="28"/>
                 </w:rPr>
-                <m:t>⋅</m:t>
-              </m:r>
-              <m:r>
-                <w:rPr>
-                  <w:rFonts w:ascii="Cambria Math" w:hAnsi="Cambria Math"/>
-                  <w:spacing w:val="-2"/>
-                  <w:sz w:val="28"/>
-                  <w:szCs w:val="28"/>
-                </w:rPr>
-                <m:t>T</m:t>
+                <m:t>⋅T</m:t>
               </m:r>
             </m:num>
             <m:den>
@@ -12178,43 +12146,7 @@
               <w:sz w:val="28"/>
               <w:szCs w:val="28"/>
             </w:rPr>
-            <m:t>=</m:t>
-          </m:r>
-          <m:r>
-            <w:rPr>
-              <w:rFonts w:ascii="Cambria Math" w:hAnsi="Cambria Math"/>
-              <w:spacing w:val="-2"/>
-              <w:sz w:val="28"/>
-              <w:szCs w:val="28"/>
-            </w:rPr>
-            <m:t>N</m:t>
-          </m:r>
-          <m:r>
-            <w:rPr>
-              <w:rFonts w:ascii="Cambria Math" w:hAnsi="Cambria Math"/>
-              <w:spacing w:val="-2"/>
-              <w:sz w:val="28"/>
-              <w:szCs w:val="28"/>
-            </w:rPr>
-            <m:t>⋅</m:t>
-          </m:r>
-          <m:r>
-            <w:rPr>
-              <w:rFonts w:ascii="Cambria Math" w:hAnsi="Cambria Math"/>
-              <w:spacing w:val="-2"/>
-              <w:sz w:val="28"/>
-              <w:szCs w:val="28"/>
-            </w:rPr>
-            <m:t>S</m:t>
-          </m:r>
-          <m:r>
-            <w:rPr>
-              <w:rFonts w:ascii="Cambria Math" w:hAnsi="Cambria Math"/>
-              <w:spacing w:val="-2"/>
-              <w:sz w:val="28"/>
-              <w:szCs w:val="28"/>
-            </w:rPr>
-            <m:t>+</m:t>
+            <m:t>=N⋅S+</m:t>
           </m:r>
           <m:d>
             <m:dPr>
@@ -12235,16 +12167,7 @@
                   <w:sz w:val="28"/>
                   <w:szCs w:val="28"/>
                 </w:rPr>
-                <m:t>N</m:t>
-              </m:r>
-              <m:r>
-                <w:rPr>
-                  <w:rFonts w:ascii="Cambria Math" w:hAnsi="Cambria Math"/>
-                  <w:spacing w:val="-2"/>
-                  <w:sz w:val="28"/>
-                  <w:szCs w:val="28"/>
-                </w:rPr>
-                <m:t>+1</m:t>
+                <m:t>N+1</m:t>
               </m:r>
             </m:e>
           </m:d>
@@ -12255,25 +12178,7 @@
               <w:sz w:val="28"/>
               <w:szCs w:val="28"/>
             </w:rPr>
-            <m:t>⋅</m:t>
-          </m:r>
-          <m:r>
-            <w:rPr>
-              <w:rFonts w:ascii="Cambria Math" w:hAnsi="Cambria Math"/>
-              <w:spacing w:val="-2"/>
-              <w:sz w:val="28"/>
-              <w:szCs w:val="28"/>
-            </w:rPr>
-            <m:t>T</m:t>
-          </m:r>
-          <m:r>
-            <w:rPr>
-              <w:rFonts w:ascii="Cambria Math" w:hAnsi="Cambria Math"/>
-              <w:spacing w:val="-2"/>
-              <w:sz w:val="28"/>
-              <w:szCs w:val="28"/>
-            </w:rPr>
-            <m:t>.</m:t>
+            <m:t>⋅T.</m:t>
           </m:r>
         </m:oMath>
       </m:oMathPara>
@@ -12483,7 +12388,7 @@
           <w:szCs w:val="28"/>
         </w:rPr>
       </w:pPr>
-      <w:commentRangeStart w:id="6"/>
+      <w:commentRangeStart w:id="8"/>
       <w:r>
         <w:rPr>
           <w:sz w:val="28"/>
@@ -12553,12 +12458,14 @@
         </w:rPr>
         <w:t>системы</w:t>
       </w:r>
-      <w:commentRangeEnd w:id="6"/>
+      <w:commentRangeEnd w:id="8"/>
       <w:r>
         <w:rPr>
           <w:rStyle w:val="ab"/>
-        </w:rPr>
-        <w:commentReference w:id="6"/>
+          <w:sz w:val="28"/>
+          <w:szCs w:val="28"/>
+        </w:rPr>
+        <w:commentReference w:id="8"/>
       </w:r>
     </w:p>
     <w:p>
@@ -12591,7 +12498,7 @@
           <w:szCs w:val="28"/>
         </w:rPr>
       </w:pPr>
-      <w:commentRangeStart w:id="7"/>
+      <w:commentRangeStart w:id="9"/>
       <w:r>
         <w:rPr>
           <w:sz w:val="28"/>
@@ -12613,12 +12520,14 @@
         </w:rPr>
         <w:t>.</w:t>
       </w:r>
-      <w:commentRangeEnd w:id="7"/>
+      <w:commentRangeEnd w:id="9"/>
       <w:r>
         <w:rPr>
           <w:rStyle w:val="ab"/>
-        </w:rPr>
-        <w:commentReference w:id="7"/>
+          <w:sz w:val="28"/>
+          <w:szCs w:val="28"/>
+        </w:rPr>
+        <w:commentReference w:id="9"/>
       </w:r>
     </w:p>
     <w:p>
@@ -17348,7 +17257,6 @@
         <w:ind w:firstLine="709"/>
         <w:jc w:val="both"/>
       </w:pPr>
-      <w:commentRangeStart w:id="2"/>
       <w:r>
         <w:t>Отчётная</w:t>
       </w:r>
@@ -17405,15 +17313,6 @@
       </w:r>
       <w:r>
         <w:t>электронном виде на русском языке. Вспомогательная документация (не указанная в качестве непосредственного результата работ) также передаётся только в электронном виде.</w:t>
-      </w:r>
-      <w:commentRangeEnd w:id="2"/>
-      <w:r>
-        <w:rPr>
-          <w:rStyle w:val="ab"/>
-          <w:sz w:val="28"/>
-          <w:szCs w:val="28"/>
-        </w:rPr>
-        <w:commentReference w:id="2"/>
       </w:r>
     </w:p>
     <w:p>
@@ -19371,7 +19270,6 @@
         </w:rPr>
         <w:t>483-</w:t>
       </w:r>
-      <w:commentRangeStart w:id="3"/>
       <w:r>
         <w:rPr>
           <w:sz w:val="28"/>
@@ -19431,15 +19329,6 @@
           <w:szCs w:val="28"/>
         </w:rPr>
         <w:t>7;</w:t>
-      </w:r>
-      <w:commentRangeEnd w:id="3"/>
-      <w:r>
-        <w:rPr>
-          <w:rStyle w:val="ab"/>
-          <w:sz w:val="28"/>
-          <w:szCs w:val="28"/>
-        </w:rPr>
-        <w:commentReference w:id="3"/>
       </w:r>
     </w:p>
     <w:p>
@@ -19473,8 +19362,8 @@
         <w:ind w:right="448"/>
         <w:jc w:val="both"/>
       </w:pPr>
-      <w:bookmarkStart w:id="4" w:name="_bookmark18"/>
-      <w:bookmarkEnd w:id="4"/>
+      <w:bookmarkStart w:id="10" w:name="_bookmark18"/>
+      <w:bookmarkEnd w:id="10"/>
     </w:p>
     <w:sectPr>
       <w:pgSz w:w="11910" w:h="16840"/>
@@ -19487,7 +19376,7 @@
 
 <file path=word/comments.xml><?xml version="1.0" encoding="utf-8"?>
 <w:comments xmlns:wpc="http://schemas.microsoft.com/office/word/2010/wordprocessingCanvas" xmlns:cx="http://schemas.microsoft.com/office/drawing/2014/chartex" xmlns:cx1="http://schemas.microsoft.com/office/drawing/2015/9/8/chartex" xmlns:cx2="http://schemas.microsoft.com/office/drawing/2015/10/21/chartex" xmlns:cx3="http://schemas.microsoft.com/office/drawing/2016/5/9/chartex" xmlns:cx4="http://schemas.microsoft.com/office/drawing/2016/5/10/chartex" xmlns:cx5="http://schemas.microsoft.com/office/drawing/2016/5/11/chartex" xmlns:cx6="http://schemas.microsoft.com/office/drawing/2016/5/12/chartex" xmlns:cx7="http://schemas.microsoft.com/office/drawing/2016/5/13/chartex" xmlns:cx8="http://schemas.microsoft.com/office/drawing/2016/5/14/chartex" xmlns:mc="http://schemas.openxmlformats.org/markup-compatibility/2006" xmlns:aink="http://schemas.microsoft.com/office/drawing/2016/ink" xmlns:am3d="http://schemas.microsoft.com/office/drawing/2017/model3d" xmlns:o="urn:schemas-microsoft-com:office:office" xmlns:oel="http://schemas.microsoft.com/office/2019/extlst" xmlns:r="http://schemas.openxmlformats.org/officeDocument/2006/relationships" xmlns:m="http://schemas.openxmlformats.org/officeDocument/2006/math" xmlns:v="urn:schemas-microsoft-com:vml" xmlns:wp14="http://schemas.microsoft.com/office/word/2010/wordprocessingDrawing" xmlns:wp="http://schemas.openxmlformats.org/drawingml/2006/wordprocessingDrawing" xmlns:w10="urn:schemas-microsoft-com:office:word" xmlns:w="http://schemas.openxmlformats.org/wordprocessingml/2006/main" xmlns:w14="http://schemas.microsoft.com/office/word/2010/wordml" xmlns:w15="http://schemas.microsoft.com/office/word/2012/wordml" xmlns:w16cex="http://schemas.microsoft.com/office/word/2018/wordml/cex" xmlns:w16cid="http://schemas.microsoft.com/office/word/2016/wordml/cid" xmlns:w16="http://schemas.microsoft.com/office/word/2018/wordml" xmlns:w16du="http://schemas.microsoft.com/office/word/2023/wordml/word16du" xmlns:w16sdtdh="http://schemas.microsoft.com/office/word/2020/wordml/sdtdatahash" xmlns:w16sdtfl="http://schemas.microsoft.com/office/word/2024/wordml/sdtformatlock" xmlns:w16se="http://schemas.microsoft.com/office/word/2015/wordml/symex" xmlns:wpg="http://schemas.microsoft.com/office/word/2010/wordprocessingGroup" xmlns:wpi="http://schemas.microsoft.com/office/word/2010/wordprocessingInk" xmlns:wne="http://schemas.microsoft.com/office/word/2006/wordml" xmlns:wps="http://schemas.microsoft.com/office/word/2010/wordprocessingShape" mc:Ignorable="w14 w15 w16se w16cid w16 w16cex w16sdtdh w16sdtfl w16du wp14">
-  <w:comment w:id="0" w:author="Kalentyev Alexey" w:date="2026-09-16T11:09:00Z" w:initials="KA">
+  <w:comment w:id="0" w:author="Kalentyev Alexey" w:date="2026-09-23T03:18:00Z" w:initials="KA">
     <w:p>
       <w:pPr>
         <w:pStyle w:val="ac"/>
@@ -19499,11 +19388,11 @@
         <w:annotationRef/>
       </w:r>
       <w:r>
-        <w:t>Повернуть</w:t>
+        <w:t>Уберите напечатанную цифру 1 с титульного листа и восстановите номера внизу по центру на страницах 12–17. Надпись «Томск 2026» под таблицей не должна заменять номер страницы.</w:t>
       </w:r>
     </w:p>
   </w:comment>
-  <w:comment w:id="1" w:author="Kalentyev Alexey" w:date="2026-09-16T11:08:00Z" w:initials="KA">
+  <w:comment w:id="1" w:author="Kalentyev Alexey" w:date="2026-09-23T03:18:00Z" w:initials="KA">
     <w:p>
       <w:pPr>
         <w:pStyle w:val="ac"/>
@@ -19515,11 +19404,11 @@
         <w:annotationRef/>
       </w:r>
       <w:r>
-        <w:t>Чертёж</w:t>
+        <w:t>Оформите заголовок «Оглавление», уберите подчёркивание его строк и обновите все поля. Сейчас раздел 2 указан на с. 5, хотя начинается на с. 4; раздел 4 указан на с. 10, хотя находится на с. 12. Название 1.2 также должно совпадать с текстом.</w:t>
       </w:r>
     </w:p>
   </w:comment>
-  <w:comment w:id="2" w:author="Kalentyev Alexey" w:date="2026-09-16T11:11:00Z" w:initials="KA">
+  <w:comment w:id="2" w:author="Kalentyev Alexey" w:date="2026-09-23T03:18:00Z" w:initials="KA">
     <w:p>
       <w:pPr>
         <w:pStyle w:val="ac"/>
@@ -19531,11 +19420,11 @@
         <w:annotationRef/>
       </w:r>
       <w:r>
-        <w:t>Отличается от абзацев выше - перепроверить по всему документу</w:t>
+        <w:t>Проверьте поля всех секций. На первых страницах заданы левое около 27,5 мм, правое 12,5 мм, верхнее 19,4 мм и нижнее 17,6 мм; требуется 30 / 15 / 20 / 20 мм.</w:t>
       </w:r>
     </w:p>
   </w:comment>
-  <w:comment w:id="3" w:author="Kalentyev Alexey" w:date="2026-09-16T11:11:00Z" w:initials="KA">
+  <w:comment w:id="3" w:author="Kalentyev Alexey" w:date="2026-09-23T03:18:00Z" w:initials="KA">
     <w:p>
       <w:pPr>
         <w:pStyle w:val="ac"/>
@@ -19547,11 +19436,11 @@
         <w:annotationRef/>
       </w:r>
       <w:r>
-        <w:t>?</w:t>
+        <w:t>Выделите заголовки подразделов и пунктов полужирным и приведите их оформление к единому стилю каждого уровня; заголовки располагайте по центру. Проверьте это по всему документу, включая 1.1, 1.2 и подразделы раздела 3.</w:t>
       </w:r>
     </w:p>
   </w:comment>
-  <w:comment w:id="4" w:author="Kalentyev Alexey" w:initials="KA" w:date="2026-09-23T03:18:17Z">
+  <w:comment w:id="4" w:author="Kalentyev Alexey" w:date="2026-09-23T03:18:00Z" w:initials="KA">
     <w:p>
       <w:pPr>
         <w:pStyle w:val="ac"/>
@@ -19567,7 +19456,7 @@
       </w:r>
     </w:p>
   </w:comment>
-  <w:comment w:id="5" w:author="Kalentyev Alexey" w:initials="KA" w:date="2026-09-23T03:18:17Z">
+  <w:comment w:id="5" w:author="Kalentyev Alexey" w:date="2026-09-23T03:18:00Z" w:initials="KA">
     <w:p>
       <w:pPr>
         <w:pStyle w:val="ac"/>
@@ -19579,13 +19468,47 @@
         <w:annotationRef/>
       </w:r>
       <w:r>
+        <w:t>Начинайте каждый основной раздел с новой страницы: раздел 2 сейчас следует за п. 1.4 на с. 4, раздел 7 — за окончанием приёмки на с. 15.</w:t>
+      </w:r>
+    </w:p>
+  </w:comment>
+  <w:comment w:id="6" w:author="Kalentyev Alexey" w:date="2026-09-23T03:18:00Z" w:initials="KA">
+    <w:p>
+      <w:pPr>
+        <w:pStyle w:val="ac"/>
+      </w:pPr>
+      <w:r>
+        <w:rPr>
+          <w:rStyle w:val="ab"/>
+        </w:rPr>
+        <w:annotationRef/>
+      </w:r>
+      <w:r>
+        <w:t>Отделите заголовок 3.1.1 от фразы «Система должна быть выполнена в одном из двух вариантов» и оформите её обычным абзацем. Сейчас они записаны одной строкой заголовка.</w:t>
+      </w:r>
+    </w:p>
+  </w:comment>
+  <w:comment w:id="7" w:author="Kalentyev Alexey" w:date="2026-09-23T03:18:00Z" w:initials="KA">
+    <w:p>
+      <w:pPr>
+        <w:pStyle w:val="ac"/>
+      </w:pPr>
+      <w:r>
+        <w:rPr>
+          <w:rStyle w:val="ab"/>
+        </w:rPr>
+        <w:annotationRef/>
+      </w:r>
+      <w:r>
         <w:t>Определите конструкцию при строгом неравенстве L &gt; N·S + (N+1)·T: где располагается оставшееся пространство, одинаковы ли все секции и как размещаются перегородки. Если все секции заполняют корпус и имеют ширину S, необходимо соответствующее равенство или иная явно описанная схема.</w:t>
+      </w:r>
+      <w:r>
         <w:br/>
         <w:t>Например, L = 500, N = 2, S = 30, T = 3 оставляют 431 мм неописанного пространства. Неравенство ограничивает ввод, но не задаёт однозначное размещение секций.</w:t>
       </w:r>
     </w:p>
   </w:comment>
-  <w:comment w:id="6" w:author="Kalentyev Alexey" w:initials="KA" w:date="2026-09-23T03:18:17Z">
+  <w:comment w:id="8" w:author="Kalentyev Alexey" w:date="2026-09-23T03:18:00Z" w:initials="KA">
     <w:p>
       <w:pPr>
         <w:pStyle w:val="ac"/>
@@ -19601,7 +19524,7 @@
       </w:r>
     </w:p>
   </w:comment>
-  <w:comment w:id="7" w:author="Kalentyev Alexey" w:initials="KA" w:date="2026-09-23T03:18:17Z">
+  <w:comment w:id="9" w:author="Kalentyev Alexey" w:date="2026-09-23T03:18:00Z" w:initials="KA">
     <w:p>
       <w:pPr>
         <w:pStyle w:val="ac"/>
@@ -19614,102 +19537,6 @@
       </w:r>
       <w:r>
         <w:t>Укажите версию или проверяемый диапазон версий КОМПАС-3D, для которых разрабатывается плагин. Согласуйте с ними требования к API, .NET и аппаратной среде.</w:t>
-      </w:r>
-    </w:p>
-  </w:comment>
-  <w:comment w:id="8" w:author="Kalentyev Alexey" w:initials="KA" w:date="2026-09-23T03:18:17Z">
-    <w:p>
-      <w:pPr>
-        <w:pStyle w:val="ac"/>
-      </w:pPr>
-      <w:r>
-        <w:rPr>
-          <w:rStyle w:val="ab"/>
-        </w:rPr>
-        <w:annotationRef/>
-      </w:r>
-      <w:r>
-        <w:t>Выделите заголовки подразделов и пунктов полужирным и приведите их оформление к единому стилю каждого уровня; заголовки располагайте по центру. Проверьте это по всему документу, включая 1.1, 1.2 и подразделы раздела 3.</w:t>
-      </w:r>
-    </w:p>
-  </w:comment>
-  <w:comment w:id="9" w:author="Kalentyev Alexey" w:initials="KA" w:date="2026-09-23T03:18:17Z">
-    <w:p>
-      <w:pPr>
-        <w:pStyle w:val="ac"/>
-      </w:pPr>
-      <w:r>
-        <w:rPr>
-          <w:rStyle w:val="ab"/>
-        </w:rPr>
-        <w:annotationRef/>
-      </w:r>
-      <w:r>
-        <w:t>Оформите заголовок «Оглавление», уберите подчёркивание его строк и обновите все поля. Сейчас раздел 2 указан на с. 5, хотя начинается на с. 4; раздел 4 указан на с. 10, хотя находится на с. 12. Название 1.2 также должно совпадать с текстом.</w:t>
-      </w:r>
-    </w:p>
-  </w:comment>
-  <w:comment w:id="10" w:author="Kalentyev Alexey" w:initials="KA" w:date="2026-09-23T03:18:17Z">
-    <w:p>
-      <w:pPr>
-        <w:pStyle w:val="ac"/>
-      </w:pPr>
-      <w:r>
-        <w:rPr>
-          <w:rStyle w:val="ab"/>
-        </w:rPr>
-        <w:annotationRef/>
-      </w:r>
-      <w:r>
-        <w:t>Проверьте поля всех секций. На первых страницах заданы левое около 27,5 мм, правое 12,5 мм, верхнее 19,4 мм и нижнее 17,6 мм; требуется 30 / 15 / 20 / 20 мм.</w:t>
-      </w:r>
-    </w:p>
-  </w:comment>
-  <w:comment w:id="11" w:author="Kalentyev Alexey" w:initials="KA" w:date="2026-09-23T03:18:17Z">
-    <w:p>
-      <w:pPr>
-        <w:pStyle w:val="ac"/>
-      </w:pPr>
-      <w:r>
-        <w:rPr>
-          <w:rStyle w:val="ab"/>
-        </w:rPr>
-        <w:annotationRef/>
-      </w:r>
-      <w:r>
-        <w:t>Начинайте каждый основной раздел с новой страницы: раздел 2 сейчас следует за п. 1.4 на с. 4, раздел 7 — за окончанием приёмки на с. 15.</w:t>
-      </w:r>
-    </w:p>
-  </w:comment>
-  <w:comment w:id="12" w:author="Kalentyev Alexey" w:initials="KA" w:date="2026-09-23T03:18:17Z">
-    <w:p>
-      <w:pPr>
-        <w:pStyle w:val="ac"/>
-      </w:pPr>
-      <w:r>
-        <w:rPr>
-          <w:rStyle w:val="ab"/>
-        </w:rPr>
-        <w:annotationRef/>
-      </w:r>
-      <w:r>
-        <w:t>Уберите напечатанную цифру 1 с титульного листа и восстановите номера внизу по центру на страницах 12–17. Надпись «Томск 2026» под таблицей не должна заменять номер страницы.</w:t>
-      </w:r>
-    </w:p>
-  </w:comment>
-  <w:comment w:id="13" w:author="Kalentyev Alexey" w:initials="KA" w:date="2026-09-23T03:18:17Z">
-    <w:p>
-      <w:pPr>
-        <w:pStyle w:val="ac"/>
-      </w:pPr>
-      <w:r>
-        <w:rPr>
-          <w:rStyle w:val="ab"/>
-        </w:rPr>
-        <w:annotationRef/>
-      </w:r>
-      <w:r>
-        <w:t>Отделите заголовок 3.1.1 от фразы «Система должна быть выполнена в одном из двух вариантов» и оформите её обычным абзацем. Сейчас они записаны одной строкой заголовка.</w:t>
       </w:r>
     </w:p>
   </w:comment>
@@ -19718,58 +19545,46 @@
 
 <file path=word/commentsExtended.xml><?xml version="1.0" encoding="utf-8"?>
 <w15:commentsEx xmlns:wpc="http://schemas.microsoft.com/office/word/2010/wordprocessingCanvas" xmlns:cx="http://schemas.microsoft.com/office/drawing/2014/chartex" xmlns:cx1="http://schemas.microsoft.com/office/drawing/2015/9/8/chartex" xmlns:cx2="http://schemas.microsoft.com/office/drawing/2015/10/21/chartex" xmlns:cx3="http://schemas.microsoft.com/office/drawing/2016/5/9/chartex" xmlns:cx4="http://schemas.microsoft.com/office/drawing/2016/5/10/chartex" xmlns:cx5="http://schemas.microsoft.com/office/drawing/2016/5/11/chartex" xmlns:cx6="http://schemas.microsoft.com/office/drawing/2016/5/12/chartex" xmlns:cx7="http://schemas.microsoft.com/office/drawing/2016/5/13/chartex" xmlns:cx8="http://schemas.microsoft.com/office/drawing/2016/5/14/chartex" xmlns:mc="http://schemas.openxmlformats.org/markup-compatibility/2006" xmlns:aink="http://schemas.microsoft.com/office/drawing/2016/ink" xmlns:am3d="http://schemas.microsoft.com/office/drawing/2017/model3d" xmlns:o="urn:schemas-microsoft-com:office:office" xmlns:oel="http://schemas.microsoft.com/office/2019/extlst" xmlns:r="http://schemas.openxmlformats.org/officeDocument/2006/relationships" xmlns:m="http://schemas.openxmlformats.org/officeDocument/2006/math" xmlns:v="urn:schemas-microsoft-com:vml" xmlns:wp14="http://schemas.microsoft.com/office/word/2010/wordprocessingDrawing" xmlns:wp="http://schemas.openxmlformats.org/drawingml/2006/wordprocessingDrawing" xmlns:w10="urn:schemas-microsoft-com:office:word" xmlns:w="http://schemas.openxmlformats.org/wordprocessingml/2006/main" xmlns:w14="http://schemas.microsoft.com/office/word/2010/wordml" xmlns:w15="http://schemas.microsoft.com/office/word/2012/wordml" xmlns:w16cex="http://schemas.microsoft.com/office/word/2018/wordml/cex" xmlns:w16cid="http://schemas.microsoft.com/office/word/2016/wordml/cid" xmlns:w16="http://schemas.microsoft.com/office/word/2018/wordml" xmlns:w16du="http://schemas.microsoft.com/office/word/2023/wordml/word16du" xmlns:w16sdtdh="http://schemas.microsoft.com/office/word/2020/wordml/sdtdatahash" xmlns:w16sdtfl="http://schemas.microsoft.com/office/word/2024/wordml/sdtformatlock" xmlns:w16se="http://schemas.microsoft.com/office/word/2015/wordml/symex" xmlns:wpg="http://schemas.microsoft.com/office/word/2010/wordprocessingGroup" xmlns:wpi="http://schemas.microsoft.com/office/word/2010/wordprocessingInk" xmlns:wne="http://schemas.microsoft.com/office/word/2006/wordml" xmlns:wps="http://schemas.microsoft.com/office/word/2010/wordprocessingShape" mc:Ignorable="w14 w15 w16se w16cid w16 w16cex w16sdtdh w16sdtfl w16du wp14">
-  <w15:commentEx w15:paraId="6E281CD9" w15:done="0"/>
-  <w15:commentEx w15:paraId="11647157" w15:done="0"/>
-  <w15:commentEx w15:paraId="43169CB9" w15:done="0"/>
-  <w15:commentEx w15:paraId="797EDD93" w15:done="0"/>
+  <w15:commentEx w15:paraId="525B92C0" w15:done="0"/>
+  <w15:commentEx w15:paraId="5D5D0589" w15:done="0"/>
+  <w15:commentEx w15:paraId="3EFFD631" w15:done="0"/>
+  <w15:commentEx w15:paraId="37B7620D" w15:done="0"/>
   <w15:commentEx w15:paraId="2BD11DEF" w15:done="0"/>
+  <w15:commentEx w15:paraId="0B545BCC" w15:done="0"/>
+  <w15:commentEx w15:paraId="3EB72490" w15:done="0"/>
   <w15:commentEx w15:paraId="74EBB1B2" w15:done="0"/>
   <w15:commentEx w15:paraId="120F1BC3" w15:done="0"/>
   <w15:commentEx w15:paraId="485A27A0" w15:done="0"/>
-  <w15:commentEx w15:paraId="37B7620D" w15:done="0"/>
-  <w15:commentEx w15:paraId="5D5D0589" w15:done="0"/>
-  <w15:commentEx w15:paraId="3EFFD631" w15:done="0"/>
-  <w15:commentEx w15:paraId="0B545BCC" w15:done="0"/>
-  <w15:commentEx w15:paraId="525B92C0" w15:done="0"/>
-  <w15:commentEx w15:paraId="3EB72490" w15:done="0"/>
 </w15:commentsEx>
 </file>
 
 <file path=word/commentsExtensible.xml><?xml version="1.0" encoding="utf-8"?>
 <w16cex:commentsExtensible xmlns:wpc="http://schemas.microsoft.com/office/word/2010/wordprocessingCanvas" xmlns:cx="http://schemas.microsoft.com/office/drawing/2014/chartex" xmlns:cx1="http://schemas.microsoft.com/office/drawing/2015/9/8/chartex" xmlns:cx2="http://schemas.microsoft.com/office/drawing/2015/10/21/chartex" xmlns:cx3="http://schemas.microsoft.com/office/drawing/2016/5/9/chartex" xmlns:cx4="http://schemas.microsoft.com/office/drawing/2016/5/10/chartex" xmlns:cx5="http://schemas.microsoft.com/office/drawing/2016/5/11/chartex" xmlns:cx6="http://schemas.microsoft.com/office/drawing/2016/5/12/chartex" xmlns:cx7="http://schemas.microsoft.com/office/drawing/2016/5/13/chartex" xmlns:cx8="http://schemas.microsoft.com/office/drawing/2016/5/14/chartex" xmlns:cr="http://schemas.microsoft.com/office/comments/2020/reactions" xmlns:mc="http://schemas.openxmlformats.org/markup-compatibility/2006" xmlns:aink="http://schemas.microsoft.com/office/drawing/2016/ink" xmlns:am3d="http://schemas.microsoft.com/office/drawing/2017/model3d" xmlns:o="urn:schemas-microsoft-com:office:office" xmlns:oel="http://schemas.microsoft.com/office/2019/extlst" xmlns:r="http://schemas.openxmlformats.org/officeDocument/2006/relationships" xmlns:m="http://schemas.openxmlformats.org/officeDocument/2006/math" xmlns:v="urn:schemas-microsoft-com:vml" xmlns:wp14="http://schemas.microsoft.com/office/word/2010/wordprocessingDrawing" xmlns:wp="http://schemas.openxmlformats.org/drawingml/2006/wordprocessingDrawing" xmlns:w10="urn:schemas-microsoft-com:office:word" xmlns:w="http://schemas.openxmlformats.org/wordprocessingml/2006/main" xmlns:w14="http://schemas.microsoft.com/office/word/2010/wordml" xmlns:w15="http://schemas.microsoft.com/office/word/2012/wordml" xmlns:w16cex="http://schemas.microsoft.com/office/word/2018/wordml/cex" xmlns:w16cid="http://schemas.microsoft.com/office/word/2016/wordml/cid" xmlns:w16="http://schemas.microsoft.com/office/word/2018/wordml" xmlns:w16du="http://schemas.microsoft.com/office/word/2023/wordml/word16du" xmlns:w16sdtdh="http://schemas.microsoft.com/office/word/2020/wordml/sdtdatahash" xmlns:w16sdtfl="http://schemas.microsoft.com/office/word/2024/wordml/sdtformatlock" xmlns:w16se="http://schemas.microsoft.com/office/word/2015/wordml/symex" xmlns:wpg="http://schemas.microsoft.com/office/word/2010/wordprocessingGroup" xmlns:wpi="http://schemas.microsoft.com/office/word/2010/wordprocessingInk" xmlns:wne="http://schemas.microsoft.com/office/word/2006/wordml" xmlns:wps="http://schemas.microsoft.com/office/word/2010/wordprocessingShape" mc:Ignorable="w14 w15 w16se w16cid w16 w16cex w16sdtdh w16sdtfl cr w16du wp14">
-  <w16cex:commentExtensible w16cex:durableId="1F929083" w16cex:dateUtc="2026-09-16T04:09:00Z"/>
-  <w16cex:commentExtensible w16cex:durableId="4732061E" w16cex:dateUtc="2026-09-16T04:08:00Z"/>
-  <w16cex:commentExtensible w16cex:durableId="3BE16914" w16cex:dateUtc="2026-09-16T04:11:00Z"/>
-  <w16cex:commentExtensible w16cex:durableId="6CE71E8B" w16cex:dateUtc="2026-09-16T04:11:00Z"/>
-  <w16cex:commentExtensible w16cex:durableId="66F89E11" w16cex:dateUtc="2026-09-23T03:18:17Z"/>
-  <w16cex:commentExtensible w16cex:durableId="01CACCB4" w16cex:dateUtc="2026-09-23T03:18:17Z"/>
-  <w16cex:commentExtensible w16cex:durableId="4451F2FF" w16cex:dateUtc="2026-09-23T03:18:17Z"/>
-  <w16cex:commentExtensible w16cex:durableId="26E45C11" w16cex:dateUtc="2026-09-23T03:18:17Z"/>
-  <w16cex:commentExtensible w16cex:durableId="48ED2976" w16cex:dateUtc="2026-09-23T03:18:17Z"/>
-  <w16cex:commentExtensible w16cex:durableId="4E971C35" w16cex:dateUtc="2026-09-23T03:18:17Z"/>
-  <w16cex:commentExtensible w16cex:durableId="12D1627B" w16cex:dateUtc="2026-09-23T03:18:17Z"/>
-  <w16cex:commentExtensible w16cex:durableId="6C3A462F" w16cex:dateUtc="2026-09-23T03:18:17Z"/>
-  <w16cex:commentExtensible w16cex:durableId="5F149286" w16cex:dateUtc="2026-09-23T03:18:17Z"/>
-  <w16cex:commentExtensible w16cex:durableId="355CC98C" w16cex:dateUtc="2026-09-23T03:18:17Z"/>
+  <w16cex:commentExtensible w16cex:durableId="5F149286" w16cex:dateUtc="2026-09-23T03:18:00Z"/>
+  <w16cex:commentExtensible w16cex:durableId="4E971C35" w16cex:dateUtc="2026-09-23T03:18:00Z"/>
+  <w16cex:commentExtensible w16cex:durableId="12D1627B" w16cex:dateUtc="2026-09-23T03:18:00Z"/>
+  <w16cex:commentExtensible w16cex:durableId="48ED2976" w16cex:dateUtc="2026-09-23T03:18:00Z"/>
+  <w16cex:commentExtensible w16cex:durableId="66F89E11" w16cex:dateUtc="2026-09-23T03:18:00Z"/>
+  <w16cex:commentExtensible w16cex:durableId="6C3A462F" w16cex:dateUtc="2026-09-23T03:18:00Z"/>
+  <w16cex:commentExtensible w16cex:durableId="355CC98C" w16cex:dateUtc="2026-09-23T03:18:00Z"/>
+  <w16cex:commentExtensible w16cex:durableId="01CACCB4" w16cex:dateUtc="2026-09-23T03:18:00Z"/>
+  <w16cex:commentExtensible w16cex:durableId="4451F2FF" w16cex:dateUtc="2026-09-23T03:18:00Z"/>
+  <w16cex:commentExtensible w16cex:durableId="26E45C11" w16cex:dateUtc="2026-09-23T03:18:00Z"/>
 </w16cex:commentsExtensible>
 </file>
 
 <file path=word/commentsIds.xml><?xml version="1.0" encoding="utf-8"?>
 <w16cid:commentsIds xmlns:wpc="http://schemas.microsoft.com/office/word/2010/wordprocessingCanvas" xmlns:cx="http://schemas.microsoft.com/office/drawing/2014/chartex" xmlns:cx1="http://schemas.microsoft.com/office/drawing/2015/9/8/chartex" xmlns:cx2="http://schemas.microsoft.com/office/drawing/2015/10/21/chartex" xmlns:cx3="http://schemas.microsoft.com/office/drawing/2016/5/9/chartex" xmlns:cx4="http://schemas.microsoft.com/office/drawing/2016/5/10/chartex" xmlns:cx5="http://schemas.microsoft.com/office/drawing/2016/5/11/chartex" xmlns:cx6="http://schemas.microsoft.com/office/drawing/2016/5/12/chartex" xmlns:cx7="http://schemas.microsoft.com/office/drawing/2016/5/13/chartex" xmlns:cx8="http://schemas.microsoft.com/office/drawing/2016/5/14/chartex" xmlns:mc="http://schemas.openxmlformats.org/markup-compatibility/2006" xmlns:aink="http://schemas.microsoft.com/office/drawing/2016/ink" xmlns:am3d="http://schemas.microsoft.com/office/drawing/2017/model3d" xmlns:o="urn:schemas-microsoft-com:office:office" xmlns:oel="http://schemas.microsoft.com/office/2019/extlst" xmlns:r="http://schemas.openxmlformats.org/officeDocument/2006/relationships" xmlns:m="http://schemas.openxmlformats.org/officeDocument/2006/math" xmlns:v="urn:schemas-microsoft-com:vml" xmlns:wp14="http://schemas.microsoft.com/office/word/2010/wordprocessingDrawing" xmlns:wp="http://schemas.openxmlformats.org/drawingml/2006/wordprocessingDrawing" xmlns:w10="urn:schemas-microsoft-com:office:word" xmlns:w="http://schemas.openxmlformats.org/wordprocessingml/2006/main" xmlns:w14="http://schemas.microsoft.com/office/word/2010/wordml" xmlns:w15="http://schemas.microsoft.com/office/word/2012/wordml" xmlns:w16cex="http://schemas.microsoft.com/office/word/2018/wordml/cex" xmlns:w16cid="http://schemas.microsoft.com/office/word/2016/wordml/cid" xmlns:w16="http://schemas.microsoft.com/office/word/2018/wordml" xmlns:w16du="http://schemas.microsoft.com/office/word/2023/wordml/word16du" xmlns:w16sdtdh="http://schemas.microsoft.com/office/word/2020/wordml/sdtdatahash" xmlns:w16sdtfl="http://schemas.microsoft.com/office/word/2024/wordml/sdtformatlock" xmlns:w16se="http://schemas.microsoft.com/office/word/2015/wordml/symex" xmlns:wpg="http://schemas.microsoft.com/office/word/2010/wordprocessingGroup" xmlns:wpi="http://schemas.microsoft.com/office/word/2010/wordprocessingInk" xmlns:wne="http://schemas.microsoft.com/office/word/2006/wordml" xmlns:wps="http://schemas.microsoft.com/office/word/2010/wordprocessingShape" mc:Ignorable="w14 w15 w16se w16cid w16 w16cex w16sdtdh w16sdtfl w16du wp14">
-  <w16cid:commentId w16cid:paraId="6E281CD9" w16cid:durableId="1F929083"/>
-  <w16cid:commentId w16cid:paraId="11647157" w16cid:durableId="4732061E"/>
-  <w16cid:commentId w16cid:paraId="43169CB9" w16cid:durableId="3BE16914"/>
-  <w16cid:commentId w16cid:paraId="797EDD93" w16cid:durableId="6CE71E8B"/>
+  <w16cid:commentId w16cid:paraId="525B92C0" w16cid:durableId="5F149286"/>
+  <w16cid:commentId w16cid:paraId="5D5D0589" w16cid:durableId="4E971C35"/>
+  <w16cid:commentId w16cid:paraId="3EFFD631" w16cid:durableId="12D1627B"/>
+  <w16cid:commentId w16cid:paraId="37B7620D" w16cid:durableId="48ED2976"/>
   <w16cid:commentId w16cid:paraId="2BD11DEF" w16cid:durableId="66F89E11"/>
+  <w16cid:commentId w16cid:paraId="0B545BCC" w16cid:durableId="6C3A462F"/>
+  <w16cid:commentId w16cid:paraId="3EB72490" w16cid:durableId="355CC98C"/>
   <w16cid:commentId w16cid:paraId="74EBB1B2" w16cid:durableId="01CACCB4"/>
   <w16cid:commentId w16cid:paraId="120F1BC3" w16cid:durableId="4451F2FF"/>
   <w16cid:commentId w16cid:paraId="485A27A0" w16cid:durableId="26E45C11"/>
-  <w16cid:commentId w16cid:paraId="37B7620D" w16cid:durableId="48ED2976"/>
-  <w16cid:commentId w16cid:paraId="5D5D0589" w16cid:durableId="4E971C35"/>
-  <w16cid:commentId w16cid:paraId="3EFFD631" w16cid:durableId="12D1627B"/>
-  <w16cid:commentId w16cid:paraId="0B545BCC" w16cid:durableId="6C3A462F"/>
-  <w16cid:commentId w16cid:paraId="525B92C0" w16cid:durableId="5F149286"/>
-  <w16cid:commentId w16cid:paraId="3EB72490" w16cid:durableId="355CC98C"/>
 </w16cid:commentsIds>
 </file>
 
@@ -19890,7 +19705,7 @@
             </wp:anchor>
           </w:drawing>
         </mc:Choice>
-        <mc:Fallback xmlns:w16cei="http://schemas.microsoft.com/office/word/2026/wordml/cei">
+        <mc:Fallback>
           <w:pict>
             <v:shapetype w14:anchorId="31F6A534" id="_x0000_t202" coordsize="21600,21600" o:spt="202" path="m,l,21600r21600,l21600,xe">
               <v:stroke joinstyle="miter"/>
@@ -20040,7 +19855,7 @@
             </wp:anchor>
           </w:drawing>
         </mc:Choice>
-        <mc:Fallback xmlns:w16cei="http://schemas.microsoft.com/office/word/2026/wordml/cei">
+        <mc:Fallback>
           <w:pict>
             <v:shapetype w14:anchorId="6F311BD6" id="_x0000_t202" coordsize="21600,21600" o:spt="202" path="m,l,21600r21600,l21600,xe">
               <v:stroke joinstyle="miter"/>
